--- a/ru/wisdom-stories/life-after-sixty.docx
+++ b/ru/wisdom-stories/life-after-sixty.docx
@@ -196,7 +196,7 @@
         <w:rPr>
           <w:lang/>
         </w:rPr>
-        <w:t>Любите, смейтесь, интересуйтесь, стройте планы. Разрешайте себе не только отдыхать, но и начинать заново. Живите этот этап жизни в согласии со своими ценностями и возможностями, а не только с чужими ожиданиями.</w:t>
+        <w:t xml:space="preserve">Любите, смейтесь, интересуйтесь, стройте планы. Разрешайте себе не только отдыхать, но и начинать заново. Проживайте этот этап жизни в согласии со своими ценностями и возможностями, а не только с чужими ожиданиями.</w:t>
       </w:r>
     </w:p>
     <w:p>
